--- a/por/docx/32.content.docx
+++ b/por/docx/32.content.docx
@@ -298,7 +298,7 @@
         <w:rPr>
           <w:lang w:val="pt_PT" w:bidi="pt_PT"/>
         </w:rPr>
-        <w:t xml:space="preserve"> Tomados de medo, os marinheiros clamavam cada um ao seu deus e lançavam a carga ao mar para aliviar o peso; Jonas, entretanto, havia descido ao porão e dormia profundamente.</w:t>
+        <w:t xml:space="preserve"> Tomados de medo, os marinheiros clamavam cada um ao seu deus e lançavam a carga ao mar para aliviar o peso. Jonas, entretanto, havia descido ao porão e dormia profundamente.</w:t>
       </w:r>
     </w:p>
     <w:p>
@@ -319,7 +319,7 @@
         <w:rPr>
           <w:lang w:val="pt_PT" w:bidi="pt_PT"/>
         </w:rPr>
-        <w:t xml:space="preserve"> O capitão foi até ele e disse em alta voz: “Como você consegue dormir? Levante-se, invoque o seu Deus; talvez ele se lembre de nós e não morramos”.</w:t>
+        <w:t xml:space="preserve"> O capitão foi até ele e disse em alta voz: “Como você consegue dormir? Levante-se, invoque o seu Deus; talvez ele tenha piedade de nós e não morramos”.</w:t>
       </w:r>
     </w:p>
     <w:p>
@@ -487,7 +487,7 @@
         <w:rPr>
           <w:lang w:val="pt_PT" w:bidi="pt_PT"/>
         </w:rPr>
-        <w:t xml:space="preserve"> Então clamaram ao SENHOR e disseram: “Ó SENHOR, não nos deixes morrer por causa da vida deste homem; não nos consideres culpados por derramar sangue inocente, pois fizeste conforme a tua vontade”.</w:t>
+        <w:t xml:space="preserve"> Então clamaram ao SENHOR e disseram: “Ó SENHOR, não nos deixes morrer por tirarmos a vida deste homem; não nos consideres culpados por derramar sangue inocente, pois fizeste conforme a tua vontade”.</w:t>
       </w:r>
     </w:p>
     <w:p>
@@ -608,7 +608,7 @@
         <w:rPr>
           <w:lang w:val="pt_PT" w:bidi="pt_PT"/>
         </w:rPr>
-        <w:t xml:space="preserve"> Ele disse: “Na minha aflição clamei ao SENHOR por socorro, e ele me respondeu; quando eu já tocava a morte, pedi ajuda, e o SENHOR escutou a minha voz.</w:t>
+        <w:t xml:space="preserve"> Ele disse: “Na minha aflição, clamei ao SENHOR por socorro, e ele me respondeu; quando eu estava à beira da morte, pedi ajuda, e o SENHOR ouviu a minha voz.</w:t>
       </w:r>
     </w:p>
     <w:p>
@@ -671,7 +671,7 @@
         <w:rPr>
           <w:lang w:val="pt_PT" w:bidi="pt_PT"/>
         </w:rPr>
-        <w:t xml:space="preserve"> As águas revoltas me cercaram por completo; o abismo se fechou ao meu redor, e as algas do mar se prenderam à minha cabeça.</w:t>
+        <w:t xml:space="preserve"> As águas revoltas me cercaram de todos os lados; o abismo se fechou ao meu redor, e as algas do mar se prenderam à minha cabeça.</w:t>
       </w:r>
     </w:p>
     <w:p>
@@ -734,7 +734,7 @@
         <w:rPr>
           <w:lang w:val="pt_PT" w:bidi="pt_PT"/>
         </w:rPr>
-        <w:t xml:space="preserve"> Os que se apegam a ídolos vazios deixam para trás a bondade que lhes poderia alcançar.</w:t>
+        <w:t xml:space="preserve"> Os que se apegam a ídolos vazios deixam para trás a bondade que poderiam receber de Deus.</w:t>
       </w:r>
     </w:p>
     <w:p>
@@ -755,7 +755,7 @@
         <w:rPr>
           <w:lang w:val="pt_PT" w:bidi="pt_PT"/>
         </w:rPr>
-        <w:t xml:space="preserve"> “Quanto a mim, com cântico de gratidão eu te oferecerei louvor; cumprirei os votos que fiz, porque a salvação vem somente do SENHOR”.</w:t>
+        <w:t xml:space="preserve"> Quanto a mim, com cântico de gratidão eu te oferecerei louvor; cumprirei os votos que fiz, porque a salvação vem somente do SENHOR”.</w:t>
       </w:r>
     </w:p>
     <w:p>
@@ -834,7 +834,7 @@
         <w:rPr>
           <w:lang w:val="pt_PT" w:bidi="pt_PT"/>
         </w:rPr>
-        <w:t xml:space="preserve"> “Levante-se, vá à grande cidade de Nínive e anuncie aos seus moradores a sentença que eu já lhe ordenei proclamar”.</w:t>
+        <w:t xml:space="preserve"> “Levante-se, vá à grande cidade de Nínive e anuncie a mensagem que eu vou lhe dar”.</w:t>
       </w:r>
     </w:p>
     <w:p>
@@ -855,7 +855,7 @@
         <w:rPr>
           <w:lang w:val="pt_PT" w:bidi="pt_PT"/>
         </w:rPr>
-        <w:t xml:space="preserve"> Então Jonas se levantou e foi a Nínive, conforme a palavra do SENHOR; e Nínive era uma cidade muito grande, tão extensa que se levava três dias para atravessá-la a pé.</w:t>
+        <w:t xml:space="preserve"> Então Jonas se levantou e foi a Nínive, conforme a palavra do SENHOR. Nínive era uma cidade muito grande; eram necessários três dias para atravessá-la a pé.</w:t>
       </w:r>
     </w:p>
     <w:p>
@@ -939,7 +939,7 @@
         <w:rPr>
           <w:lang w:val="pt_PT" w:bidi="pt_PT"/>
         </w:rPr>
-        <w:t xml:space="preserve"> Então o rei e seus ministros fizeram publicar em toda a cidade este decreto: “Ninguém, nem pessoa nem animal, nem bois nem ovelhas, deve comer; e ninguém deve beber água.</w:t>
+        <w:t xml:space="preserve"> Então foi proclamado em Nínive: “Por decreto do rei e de seus nobres: Ninguém, nem pessoa nem animal, nem bois nem ovelhas, deve comer; e ninguém deve beber água.</w:t>
       </w:r>
     </w:p>
     <w:p>
@@ -960,7 +960,7 @@
         <w:rPr>
           <w:lang w:val="pt_PT" w:bidi="pt_PT"/>
         </w:rPr>
-        <w:t xml:space="preserve"> “Todos devem vestir pano de saco, pessoas e animais, e clamar a Deus com força; abandonem seus maus caminhos, deixem a violência e deixem o roubo.</w:t>
+        <w:t xml:space="preserve"> Cubram-se de pano de saco, pessoas e animais, e clamem a Deus com força; abandonem seus maus caminhos e deixem a violência.</w:t>
       </w:r>
     </w:p>
     <w:p>
@@ -981,7 +981,7 @@
         <w:rPr>
           <w:lang w:val="pt_PT" w:bidi="pt_PT"/>
         </w:rPr>
-        <w:t xml:space="preserve"> Quem sabe Deus mude de decisão e se afaste do seu grande furor, para que não sejamos destruídos e continuemos vivos”.</w:t>
+        <w:t xml:space="preserve"> Quem sabe Deus mude de decisão e se afaste do seu grande furor, para que não sejamos destruídos”.</w:t>
       </w:r>
     </w:p>
     <w:p>
@@ -1002,7 +1002,7 @@
         <w:rPr>
           <w:lang w:val="pt_PT" w:bidi="pt_PT"/>
         </w:rPr>
-        <w:t xml:space="preserve"> Quando Deus viu o que fizeram e que deixaram seus maus costumes, desistiu do castigo que havia decidido trazer sobre Nínive e não o executou.</w:t>
+        <w:t xml:space="preserve"> Quando Deus viu o que fizeram e como abandonaram seus maus caminhos, desistiu do castigo que havia anunciado e não o executou.</w:t>
       </w:r>
     </w:p>
     <w:p>
@@ -1081,7 +1081,7 @@
         <w:rPr>
           <w:lang w:val="pt_PT" w:bidi="pt_PT"/>
         </w:rPr>
-        <w:t xml:space="preserve"> Agora, SENHOR, peço-te: tira a minha vida, porque para mim é melhor morrer do que continuar vivendo, já que o que anunciei não se cumprirá”.</w:t>
+        <w:t xml:space="preserve"> Agora, SENHOR, peço-te: tira a minha vida, porque para mim é melhor morrer do que continuar a viver, já que o que anunciei não se cumprirá”.</w:t>
       </w:r>
     </w:p>
     <w:p>
@@ -1102,7 +1102,7 @@
         <w:rPr>
           <w:lang w:val="pt_PT" w:bidi="pt_PT"/>
         </w:rPr>
-        <w:t xml:space="preserve"> O SENHOR lhe respondeu com uma pergunta: “Existe motivo justo para tamanha ira?”</w:t>
+        <w:t xml:space="preserve"> O SENHOR lhe respondeu com uma pergunta: “Existe motivo justo para tamanha ira?”.</w:t>
       </w:r>
     </w:p>
     <w:p>
@@ -1207,7 +1207,7 @@
         <w:rPr>
           <w:lang w:val="pt_PT" w:bidi="pt_PT"/>
         </w:rPr>
-        <w:t xml:space="preserve"> Mas Deus perguntou a Jonas: “Tens razão para ficar tão aborrecido por causa da planta?” E Jonas respondeu: “Tenho, sim; estou tão aborrecido que desejo morrer”.</w:t>
+        <w:t xml:space="preserve"> Mas Deus perguntou a Jonas: “Você tem razão para ficar tão aborrecido por causa da planta?”. E Jonas respondeu: “Tenho, sim; estou tão aborrecido que desejo morrer”.</w:t>
       </w:r>
     </w:p>
     <w:p>
@@ -1228,7 +1228,7 @@
         <w:rPr>
           <w:lang w:val="pt_PT" w:bidi="pt_PT"/>
         </w:rPr>
-        <w:t xml:space="preserve"> Então o SENHOR disse: “Tu tens pena da planta, embora não a tenhas cuidado nem a tenhas feito crescer; ela nasceu numa noite e na noite seguinte morreu.</w:t>
+        <w:t xml:space="preserve"> Então o SENHOR disse: “Você tem pena da planta, embora não tenha cuidado dela nem a tenha feito crescer; ela nasceu numa noite e na noite seguinte morreu.</w:t>
       </w:r>
     </w:p>
     <w:p>
@@ -1249,7 +1249,7 @@
         <w:rPr>
           <w:lang w:val="pt_PT" w:bidi="pt_PT"/>
         </w:rPr>
-        <w:t xml:space="preserve"> E por que pensas que eu não deveria ter compaixão de Nínive, cidade tão grande, com cento e vinte mil pessoas que não sabem distinguir entre o certo e o errado, além de todos os seus animais?”.</w:t>
+        <w:t xml:space="preserve"> E por que pensa que eu não deveria ter compaixão de Nínive, cidade tão grande, com 120 mil pessoas que não sabem distinguir entre o certo e o errado, além de todos os seus animais?”.</w:t>
       </w:r>
     </w:p>
     <w:sectPr>
